--- a/Auditoria_PenteFino_Memoriais_AI_2186351_v2.docx
+++ b/Auditoria_PenteFino_Memoriais_AI_2186351_v2.docx
@@ -33,7 +33,7 @@
           <w:i w:val="false"/>
           <w:iCs w:val="false"/>
         </w:rPr>
-        <w:t xml:space="preserve">Claude Fable 5.1 (Anthropic) | Data: 28/09/2026 | Hora: 21:22:15 (Brasília) | Chat: Auditoria EPE Ourinhos</w:t>
+        <w:t xml:space="preserve">Claude Fable 5.1 (Anthropic) | Data: 27/09/2026 | Hora: 21:24:16 (Brasília) | Chat: Auditoria EPE Ourinhos</w:t>
       </w:r>
     </w:p>
     <w:p>

--- a/Auditoria_PenteFino_Memoriais_AI_2186351_v2.docx
+++ b/Auditoria_PenteFino_Memoriais_AI_2186351_v2.docx
@@ -49,7 +49,7 @@
           <w:i w:val="false"/>
           <w:iCs w:val="false"/>
         </w:rPr>
-        <w:t xml:space="preserve">Alterações da v2 (28/09/2026):</w:t>
+        <w:t xml:space="preserve">Alterações da v2 (27/09/2026):</w:t>
       </w:r>
       <w:r>
         <w:rPr>
